--- a/downloads/handouts/Unit 01/Handout 01.10 - Build a Plate.docx
+++ b/downloads/handouts/Unit 01/Handout 01.10 - Build a Plate.docx
@@ -660,8 +660,11 @@
       </w:r>
     </w:p>
     <w:p>
-      <w:r>
-        <w:br w:type="page"/>
+      <w:pPr>
+        <w:pStyle w:val="BodyText"/>
+      </w:pPr>
+      <w:r>
+        <w:t xml:space="preserve">_____________________________________________________________________________</w:t>
       </w:r>
     </w:p>
     <w:sectPr>

--- a/downloads/handouts/Unit 01/Handout 01.10 - Build a Plate.docx
+++ b/downloads/handouts/Unit 01/Handout 01.10 - Build a Plate.docx
@@ -142,81 +142,62 @@
     </w:p>
     <w:p>
       <w:pPr>
-        <w:pStyle w:val="SourceCode"/>
-      </w:pPr>
-      <w:r>
-        <w:rPr>
-          <w:rStyle w:val="VerbatimChar"/>
-        </w:rPr>
-        <w:t xml:space="preserve">          _________________</w:t>
-      </w:r>
-      <w:r>
-        <w:br/>
-      </w:r>
-      <w:r>
-        <w:rPr>
-          <w:rStyle w:val="VerbatimChar"/>
-        </w:rPr>
-        <w:t xml:space="preserve">        /                   \</w:t>
-      </w:r>
-      <w:r>
-        <w:br/>
-      </w:r>
-      <w:r>
-        <w:rPr>
-          <w:rStyle w:val="VerbatimChar"/>
-        </w:rPr>
-        <w:t xml:space="preserve">      /                       \          _____</w:t>
-      </w:r>
-      <w:r>
-        <w:br/>
-      </w:r>
-      <w:r>
-        <w:rPr>
-          <w:rStyle w:val="VerbatimChar"/>
-        </w:rPr>
-        <w:t xml:space="preserve">     |                         |        |     |</w:t>
-      </w:r>
-      <w:r>
-        <w:br/>
-      </w:r>
-      <w:r>
-        <w:rPr>
-          <w:rStyle w:val="VerbatimChar"/>
-        </w:rPr>
-        <w:t xml:space="preserve">     |                         |        |     |</w:t>
-      </w:r>
-      <w:r>
-        <w:br/>
-      </w:r>
-      <w:r>
-        <w:rPr>
-          <w:rStyle w:val="VerbatimChar"/>
-        </w:rPr>
-        <w:t xml:space="preserve">     |                         |        |_____|</w:t>
-      </w:r>
-      <w:r>
-        <w:br/>
-      </w:r>
-      <w:r>
-        <w:rPr>
-          <w:rStyle w:val="VerbatimChar"/>
-        </w:rPr>
-        <w:t xml:space="preserve">      \                       /          (cup)</w:t>
-      </w:r>
-      <w:r>
-        <w:br/>
-      </w:r>
-      <w:r>
-        <w:rPr>
-          <w:rStyle w:val="VerbatimChar"/>
-        </w:rPr>
-        <w:t xml:space="preserve">        \ ___________________ /</w:t>
-      </w:r>
-    </w:p>
-    <w:p>
-      <w:pPr>
-        <w:pStyle w:val="FirstParagraph"/>
+        <w:pStyle w:val="CaptionedFigure"/>
+      </w:pPr>
+      <w:r>
+        <w:drawing>
+          <wp:inline>
+            <wp:extent cx="4572000" cy="3200400"/>
+            <wp:effectExtent b="0" l="0" r="0" t="0"/>
+            <wp:docPr descr="An empty plate and a cup, to divide and label the MyPlate way" title="" id="1" name="Picture"/>
+            <a:graphic>
+              <a:graphicData uri="http://schemas.openxmlformats.org/drawingml/2006/picture">
+                <pic:pic>
+                  <pic:nvPicPr>
+                    <pic:cNvPr descr="images/h0110-plate.png" id="0" name="Picture"/>
+                    <pic:cNvPicPr>
+                      <a:picLocks noChangeArrowheads="1" noChangeAspect="1"/>
+                    </pic:cNvPicPr>
+                  </pic:nvPicPr>
+                  <pic:blipFill>
+                    <a:blip r:embed="rId22"/>
+                    <a:stretch>
+                      <a:fillRect/>
+                    </a:stretch>
+                  </pic:blipFill>
+                  <pic:spPr bwMode="auto">
+                    <a:xfrm>
+                      <a:off x="0" y="0"/>
+                      <a:ext cx="4572000" cy="3200400"/>
+                    </a:xfrm>
+                    <a:prstGeom prst="rect">
+                      <a:avLst/>
+                    </a:prstGeom>
+                    <a:noFill/>
+                    <a:ln w="9525">
+                      <a:noFill/>
+                      <a:headEnd/>
+                      <a:tailEnd/>
+                    </a:ln>
+                  </pic:spPr>
+                </pic:pic>
+              </a:graphicData>
+            </a:graphic>
+          </wp:inline>
+        </w:drawing>
+      </w:r>
+    </w:p>
+    <w:p>
+      <w:pPr>
+        <w:pStyle w:val="ImageCaption"/>
+      </w:pPr>
+      <w:r>
+        <w:t xml:space="preserve">An empty plate and a cup, to divide and label the MyPlate way</w:t>
+      </w:r>
+    </w:p>
+    <w:p>
+      <w:pPr>
+        <w:pStyle w:val="BodyText"/>
       </w:pPr>
       <w:r>
         <w:t xml:space="preserve">Section 1 (top left): ______________________ Food: ______________________</w:t>
@@ -296,11 +277,11 @@
       <w:pPr>
         <w:pStyle w:val="Heading2"/>
       </w:pPr>
-      <w:bookmarkStart w:id="22" w:name="page-2-build-your-plate"/>
+      <w:bookmarkStart w:id="23" w:name="page-2-build-your-plate"/>
       <w:r>
         <w:t xml:space="preserve">Page 2: Build your plate</w:t>
       </w:r>
-      <w:bookmarkEnd w:id="22"/>
+      <w:bookmarkEnd w:id="23"/>
     </w:p>
     <w:p>
       <w:pPr>
@@ -503,11 +484,11 @@
       <w:pPr>
         <w:pStyle w:val="Heading2"/>
       </w:pPr>
-      <w:bookmarkStart w:id="23" w:name="page-3-my-plate-check-private"/>
+      <w:bookmarkStart w:id="24" w:name="page-3-my-plate-check-private"/>
       <w:r>
         <w:t xml:space="preserve">Page 3: My plate check (private)</w:t>
       </w:r>
-      <w:bookmarkEnd w:id="23"/>
+      <w:bookmarkEnd w:id="24"/>
     </w:p>
     <w:p>
       <w:pPr>
@@ -670,7 +651,7 @@
     <w:sectPr>
       <w:headerReference w:type="default" r:id="rId9"/>
       <w:pgSz w:w="12240" w:h="15840"/>
-      <w:pgMar w:top="1440" w:bottom="1440" w:left="1440" w:right="1440" w:header="504"/>
+      <w:pgMar w:top="1296" w:bottom="1296" w:left="1296" w:right="1296" w:header="504"/>
     </w:sectPr>
   </w:body>
 </w:document>

--- a/downloads/handouts/Unit 01/Handout 01.10 - Build a Plate.docx
+++ b/downloads/handouts/Unit 01/Handout 01.10 - Build a Plate.docx
@@ -300,87 +300,61 @@
         <w:t xml:space="preserve">Use the food cards and your paper plate. Build a dinner that follows the four rules. Every section filled. At least one whole grain. Protein foods from two different sources if you can (for example, beans and chicken). Then draw it here.</w:t>
       </w:r>
     </w:p>
-    <w:tbl>
-      <w:tblPr>
-        <w:tblStyle w:val="Table"/>
-        <w:tblW w:type="pct" w:w="5000"/>
-        <w:tblLook w:firstRow="1"/>
-      </w:tblPr>
-      <w:tblGrid>
-        <w:gridCol w:w="9360"/>
-      </w:tblGrid>
-      <w:tr>
-        <w:trPr>
-          <w:cnfStyle w:firstRow="1"/>
-        </w:trPr>
-        <w:tc>
-          <w:tcPr>
-            <w:tcW w:type="dxa" w:w="9360"/>
-            <w:tcBorders>
-              <w:bottom w:val="single"/>
-            </w:tcBorders>
-            <w:vAlign w:val="bottom"/>
-          </w:tcPr>
-          <w:p>
-            <w:pPr>
-              <w:pStyle w:val="Compact"/>
-              <w:jc w:val="left"/>
-            </w:pPr>
-            <w:r>
-              <w:t xml:space="preserve">My plate (draw and label)</w:t>
-            </w:r>
-          </w:p>
-        </w:tc>
-      </w:tr>
-      <w:tr>
-        <w:tc>
-          <w:tcPr>
-            <w:tcW w:type="dxa" w:w="9360"/>
-          </w:tcPr>
-          <w:p/>
-        </w:tc>
-      </w:tr>
-      <w:tr>
-        <w:tc>
-          <w:tcPr>
-            <w:tcW w:type="dxa" w:w="9360"/>
-          </w:tcPr>
-          <w:p/>
-        </w:tc>
-      </w:tr>
-      <w:tr>
-        <w:tc>
-          <w:tcPr>
-            <w:tcW w:type="dxa" w:w="9360"/>
-          </w:tcPr>
-          <w:p/>
-        </w:tc>
-      </w:tr>
-      <w:tr>
-        <w:tc>
-          <w:tcPr>
-            <w:tcW w:type="dxa" w:w="9360"/>
-          </w:tcPr>
-          <w:p/>
-        </w:tc>
-      </w:tr>
-      <w:tr>
-        <w:tc>
-          <w:tcPr>
-            <w:tcW w:type="dxa" w:w="9360"/>
-          </w:tcPr>
-          <w:p/>
-        </w:tc>
-      </w:tr>
-      <w:tr>
-        <w:tc>
-          <w:tcPr>
-            <w:tcW w:type="dxa" w:w="9360"/>
-          </w:tcPr>
-          <w:p/>
-        </w:tc>
-      </w:tr>
-    </w:tbl>
+    <w:p>
+      <w:pPr>
+        <w:pStyle w:val="CaptionedFigure"/>
+      </w:pPr>
+      <w:r>
+        <w:drawing>
+          <wp:inline>
+            <wp:extent cx="4572000" cy="2133600"/>
+            <wp:effectExtent b="0" l="0" r="0" t="0"/>
+            <wp:docPr descr="My plate: draw it and label every section" title="" id="1" name="Picture"/>
+            <a:graphic>
+              <a:graphicData uri="http://schemas.openxmlformats.org/drawingml/2006/picture">
+                <pic:pic>
+                  <pic:nvPicPr>
+                    <pic:cNvPr descr="images/blank-box.png" id="0" name="Picture"/>
+                    <pic:cNvPicPr>
+                      <a:picLocks noChangeArrowheads="1" noChangeAspect="1"/>
+                    </pic:cNvPicPr>
+                  </pic:nvPicPr>
+                  <pic:blipFill>
+                    <a:blip r:embed="rId24"/>
+                    <a:stretch>
+                      <a:fillRect/>
+                    </a:stretch>
+                  </pic:blipFill>
+                  <pic:spPr bwMode="auto">
+                    <a:xfrm>
+                      <a:off x="0" y="0"/>
+                      <a:ext cx="4572000" cy="2133600"/>
+                    </a:xfrm>
+                    <a:prstGeom prst="rect">
+                      <a:avLst/>
+                    </a:prstGeom>
+                    <a:noFill/>
+                    <a:ln w="9525">
+                      <a:noFill/>
+                      <a:headEnd/>
+                      <a:tailEnd/>
+                    </a:ln>
+                  </pic:spPr>
+                </pic:pic>
+              </a:graphicData>
+            </a:graphic>
+          </wp:inline>
+        </w:drawing>
+      </w:r>
+    </w:p>
+    <w:p>
+      <w:pPr>
+        <w:pStyle w:val="ImageCaption"/>
+      </w:pPr>
+      <w:r>
+        <w:t xml:space="preserve">My plate: draw it and label every section</w:t>
+      </w:r>
+    </w:p>
     <w:p>
       <w:pPr>
         <w:pStyle w:val="BodyText"/>
@@ -472,7 +446,7 @@
         <w:pStyle w:val="BodyText"/>
       </w:pPr>
       <w:r>
-        <w:t xml:space="preserve">Grade 8 stretch: build the plate for the teen athlete OR the grandparent from Lesson 1.9. Which section changed and why? _______________________________________________</w:t>
+        <w:t xml:space="preserve">Grade 8 stretch: Build the plate for the teen athlete OR the grandparent from Lesson 1.9. (a) Which section changed? (b) Why? _______________________________________________</w:t>
       </w:r>
     </w:p>
     <w:p>
@@ -484,11 +458,11 @@
       <w:pPr>
         <w:pStyle w:val="Heading2"/>
       </w:pPr>
-      <w:bookmarkStart w:id="24" w:name="page-3-my-plate-check-private"/>
+      <w:bookmarkStart w:id="25" w:name="page-3-my-plate-check-private"/>
       <w:r>
         <w:t xml:space="preserve">Page 3: My plate check (private)</w:t>
       </w:r>
-      <w:bookmarkEnd w:id="24"/>
+      <w:bookmarkEnd w:id="25"/>
     </w:p>
     <w:p>
       <w:pPr>
@@ -645,7 +619,7 @@
         <w:pStyle w:val="BodyText"/>
       </w:pPr>
       <w:r>
-        <w:t xml:space="preserve">_____________________________________________________________________________</w:t>
+        <w:t xml:space="preserve">My change: _____________________________________________________________________________</w:t>
       </w:r>
     </w:p>
     <w:sectPr>
